--- a/testakten/insolvenzforderungsanmeldungspruefung-phoenix-solar/15_pruefungsterminmappe.docx
+++ b/testakten/insolvenzforderungsanmeldungspruefung-phoenix-solar/15_pruefungsterminmappe.docx
@@ -5,78 +5,122 @@
     <w:p>
       <w:pPr>
         <w:pStyle w:val="Heading1"/>
+        <w:spacing w:after="160" w:line="259" w:lineRule="auto"/>
       </w:pPr>
       <w:r>
         <w:rPr>
           <w:rFonts w:ascii="Times New Roman" w:hAnsi="Times New Roman"/>
+          <w:b/>
+          <w:sz w:val="28"/>
         </w:rPr>
         <w:t>Prüfungsterminmappe – Prüfungstermin 25. Juni 2026</w:t>
       </w:r>
     </w:p>
     <w:p>
       <w:pPr>
+        <w:spacing w:before="120" w:after="60" w:line="259" w:lineRule="auto"/>
         <w:jc w:val="left"/>
       </w:pPr>
       <w:r>
         <w:rPr>
-          <w:b/>
+          <w:rFonts w:ascii="Times New Roman" w:hAnsi="Times New Roman"/>
+          <w:b w:val="0"/>
+          <w:i w:val="0"/>
+          <w:sz w:val="22"/>
         </w:rPr>
         <w:t>Aktenzeichen:</w:t>
       </w:r>
       <w:r>
+        <w:rPr>
+          <w:rFonts w:ascii="Times New Roman" w:hAnsi="Times New Roman"/>
+          <w:b w:val="0"/>
+          <w:i w:val="0"/>
+          <w:sz w:val="22"/>
+        </w:rPr>
         <w:t xml:space="preserve"> 35 IN 417/26</w:t>
       </w:r>
     </w:p>
     <w:p>
       <w:pPr>
+        <w:spacing w:before="120" w:after="60" w:line="259" w:lineRule="auto"/>
         <w:jc w:val="left"/>
       </w:pPr>
       <w:r>
         <w:rPr>
+          <w:rFonts w:ascii="Times New Roman" w:hAnsi="Times New Roman"/>
           <w:b/>
+          <w:sz w:val="22"/>
         </w:rPr>
         <w:t>Insolvenzverwalter:</w:t>
       </w:r>
       <w:r>
+        <w:rPr>
+          <w:rFonts w:ascii="Times New Roman" w:hAnsi="Times New Roman"/>
+          <w:b/>
+          <w:sz w:val="22"/>
+        </w:rPr>
         <w:t xml:space="preserve"> RA Dr. Konrad Muster</w:t>
       </w:r>
     </w:p>
     <w:p>
       <w:pPr>
+        <w:spacing w:before="120" w:after="60" w:line="259" w:lineRule="auto"/>
         <w:jc w:val="left"/>
       </w:pPr>
       <w:r>
         <w:rPr>
+          <w:rFonts w:ascii="Times New Roman" w:hAnsi="Times New Roman"/>
           <w:b/>
+          <w:sz w:val="22"/>
         </w:rPr>
         <w:t>Termin:</w:t>
       </w:r>
       <w:r>
+        <w:rPr>
+          <w:rFonts w:ascii="Times New Roman" w:hAnsi="Times New Roman"/>
+          <w:b/>
+          <w:sz w:val="22"/>
+        </w:rPr>
         <w:t xml:space="preserve"> Donnerstag, 25. Juni 2026, 10:00 Uhr, AG Potsdam, Saal 2.14</w:t>
       </w:r>
     </w:p>
     <w:p>
       <w:pPr>
+        <w:spacing w:before="120" w:after="60" w:line="259" w:lineRule="auto"/>
         <w:jc w:val="left"/>
       </w:pPr>
       <w:r>
         <w:rPr>
+          <w:rFonts w:ascii="Times New Roman" w:hAnsi="Times New Roman"/>
           <w:b/>
+          <w:sz w:val="22"/>
         </w:rPr>
         <w:t>Vorbereitet durch:</w:t>
       </w:r>
       <w:r>
+        <w:rPr>
+          <w:rFonts w:ascii="Times New Roman" w:hAnsi="Times New Roman"/>
+          <w:b/>
+          <w:sz w:val="22"/>
+        </w:rPr>
         <w:t xml:space="preserve"> Doris Felgner, Kanzlei Muster &amp; Partner, Stand: 22. Juni 2026</w:t>
       </w:r>
     </w:p>
-    <w:p/>
+    <w:p>
+      <w:pPr>
+        <w:spacing w:line="259" w:lineRule="auto" w:after="60"/>
+      </w:pPr>
+    </w:p>
     <w:p>
       <w:pPr>
         <w:pStyle w:val="Heading2"/>
+        <w:spacing w:before="120" w:after="60" w:line="259" w:lineRule="auto"/>
       </w:pPr>
       <w:r>
         <w:rPr>
           <w:rFonts w:ascii="Times New Roman" w:hAnsi="Times New Roman"/>
+          <w:b/>
+          <w:sz w:val="22"/>
         </w:rPr>
         <w:t>1. Verfahrenseckdaten</w:t>
       </w:r>
@@ -394,10 +438,15 @@
         </w:tc>
       </w:tr>
     </w:tbl>
-    <w:p/>
+    <w:p>
+      <w:pPr>
+        <w:spacing w:line="259" w:lineRule="auto" w:after="60"/>
+      </w:pPr>
+    </w:p>
     <w:p>
       <w:pPr>
         <w:pStyle w:val="Heading2"/>
+        <w:spacing w:line="259" w:lineRule="auto" w:after="60"/>
       </w:pPr>
       <w:r>
         <w:rPr>
@@ -3231,10 +3280,15 @@
         </w:tc>
       </w:tr>
     </w:tbl>
-    <w:p/>
+    <w:p>
+      <w:pPr>
+        <w:spacing w:line="259" w:lineRule="auto" w:after="60"/>
+      </w:pPr>
+    </w:p>
     <w:p>
       <w:pPr>
         <w:pStyle w:val="Heading2"/>
+        <w:spacing w:line="259" w:lineRule="auto" w:after="60"/>
       </w:pPr>
       <w:r>
         <w:rPr>
@@ -3246,6 +3300,7 @@
     <w:p>
       <w:pPr>
         <w:pStyle w:val="Heading3"/>
+        <w:spacing w:line="259" w:lineRule="auto" w:after="60"/>
       </w:pPr>
       <w:r>
         <w:rPr>
@@ -3256,6 +3311,7 @@
     </w:p>
     <w:p>
       <w:pPr>
+        <w:spacing w:line="259" w:lineRule="auto" w:after="60"/>
         <w:jc w:val="left"/>
       </w:pPr>
       <w:r>
@@ -3270,6 +3326,7 @@
     </w:p>
     <w:p>
       <w:pPr>
+        <w:spacing w:line="259" w:lineRule="auto" w:after="60"/>
         <w:jc w:val="left"/>
       </w:pPr>
       <w:r>
@@ -3284,6 +3341,7 @@
     </w:p>
     <w:p>
       <w:pPr>
+        <w:spacing w:line="259" w:lineRule="auto" w:after="60"/>
         <w:jc w:val="left"/>
       </w:pPr>
       <w:r>
@@ -3298,6 +3356,7 @@
     </w:p>
     <w:p>
       <w:pPr>
+        <w:spacing w:line="259" w:lineRule="auto" w:after="60"/>
         <w:jc w:val="left"/>
       </w:pPr>
       <w:r>
@@ -3310,10 +3369,15 @@
         <w:t xml:space="preserve"> Feststellungsklage gegen Schuldner (§ 184 InsO) für bestrittenen Hauptbetrag; Frist 12 Wochen ab Prüfungstermin = 17. September 2026.</w:t>
       </w:r>
     </w:p>
-    <w:p/>
+    <w:p>
+      <w:pPr>
+        <w:spacing w:line="259" w:lineRule="auto" w:after="60"/>
+      </w:pPr>
+    </w:p>
     <w:p>
       <w:pPr>
         <w:pStyle w:val="Heading3"/>
+        <w:spacing w:line="259" w:lineRule="auto" w:after="60"/>
       </w:pPr>
       <w:r>
         <w:rPr>
@@ -3324,6 +3388,7 @@
     </w:p>
     <w:p>
       <w:pPr>
+        <w:spacing w:line="259" w:lineRule="auto" w:after="60"/>
         <w:jc w:val="left"/>
       </w:pPr>
       <w:r>
@@ -3338,6 +3403,7 @@
     </w:p>
     <w:p>
       <w:pPr>
+        <w:spacing w:line="259" w:lineRule="auto" w:after="60"/>
         <w:jc w:val="left"/>
       </w:pPr>
       <w:r>
@@ -3352,6 +3418,7 @@
     </w:p>
     <w:p>
       <w:pPr>
+        <w:spacing w:line="259" w:lineRule="auto" w:after="60"/>
         <w:jc w:val="left"/>
       </w:pPr>
       <w:r>
@@ -3364,10 +3431,15 @@
         <w:t xml:space="preserve"> Kein Feststellungsbeschluss möglich; Zurückstellung und Wiedervorlage nach Bewertung.</w:t>
       </w:r>
     </w:p>
-    <w:p/>
+    <w:p>
+      <w:pPr>
+        <w:spacing w:line="259" w:lineRule="auto" w:after="60"/>
+      </w:pPr>
+    </w:p>
     <w:p>
       <w:pPr>
         <w:pStyle w:val="Heading3"/>
+        <w:spacing w:line="259" w:lineRule="auto" w:after="60"/>
       </w:pPr>
       <w:r>
         <w:rPr>
@@ -3378,6 +3450,7 @@
     </w:p>
     <w:p>
       <w:pPr>
+        <w:spacing w:line="259" w:lineRule="auto" w:after="60"/>
         <w:jc w:val="left"/>
       </w:pPr>
       <w:r>
@@ -3392,6 +3465,7 @@
     </w:p>
     <w:p>
       <w:pPr>
+        <w:spacing w:line="259" w:lineRule="auto" w:after="60"/>
         <w:jc w:val="left"/>
       </w:pPr>
       <w:r>
@@ -3406,6 +3480,7 @@
     </w:p>
     <w:p>
       <w:pPr>
+        <w:spacing w:line="259" w:lineRule="auto" w:after="60"/>
         <w:jc w:val="left"/>
       </w:pPr>
       <w:r>
@@ -3427,10 +3502,15 @@
         <w:t xml:space="preserve"> besonderen Rechtsgrund. Insolvenzverwalter erhebt Widerspruch gegen den besonderen Rechtsgrund. FA kann Feststellungsklage erheben (§ 185 i.V.m. § 184 InsO).</w:t>
       </w:r>
     </w:p>
-    <w:p/>
+    <w:p>
+      <w:pPr>
+        <w:spacing w:line="259" w:lineRule="auto" w:after="60"/>
+      </w:pPr>
+    </w:p>
     <w:p>
       <w:pPr>
         <w:pStyle w:val="Heading3"/>
+        <w:spacing w:line="259" w:lineRule="auto" w:after="60"/>
       </w:pPr>
       <w:r>
         <w:rPr>
@@ -3441,6 +3521,7 @@
     </w:p>
     <w:p>
       <w:pPr>
+        <w:spacing w:line="259" w:lineRule="auto" w:after="60"/>
         <w:jc w:val="left"/>
       </w:pPr>
       <w:r>
@@ -3455,6 +3536,7 @@
     </w:p>
     <w:p>
       <w:pPr>
+        <w:spacing w:line="259" w:lineRule="auto" w:after="60"/>
         <w:jc w:val="left"/>
       </w:pPr>
       <w:r>
@@ -3469,6 +3551,7 @@
     </w:p>
     <w:p>
       <w:pPr>
+        <w:spacing w:line="259" w:lineRule="auto" w:after="60"/>
         <w:jc w:val="left"/>
       </w:pPr>
       <w:r>
@@ -3481,10 +3564,15 @@
         <w:t xml:space="preserve"> Feststellung als Nachrangforderung § 39 Abs. 1 Nr. 5 InsO. RA Limmer kündigt Klage an.</w:t>
       </w:r>
     </w:p>
-    <w:p/>
+    <w:p>
+      <w:pPr>
+        <w:spacing w:line="259" w:lineRule="auto" w:after="60"/>
+      </w:pPr>
+    </w:p>
     <w:p>
       <w:pPr>
         <w:pStyle w:val="Heading3"/>
+        <w:spacing w:line="259" w:lineRule="auto" w:after="60"/>
       </w:pPr>
       <w:r>
         <w:rPr>
@@ -3495,6 +3583,7 @@
     </w:p>
     <w:p>
       <w:pPr>
+        <w:spacing w:line="259" w:lineRule="auto" w:after="60"/>
         <w:jc w:val="left"/>
       </w:pPr>
       <w:r>
@@ -3509,6 +3598,7 @@
     </w:p>
     <w:p>
       <w:pPr>
+        <w:spacing w:line="259" w:lineRule="auto" w:after="60"/>
         <w:jc w:val="left"/>
       </w:pPr>
       <w:r>
@@ -3521,10 +3611,15 @@
         <w:t xml:space="preserve"> Feststellung Lohn (3.100,00 EUR); Bestreiten Überstunden und vbuH (2.700,00 EUR).</w:t>
       </w:r>
     </w:p>
-    <w:p/>
+    <w:p>
+      <w:pPr>
+        <w:spacing w:line="259" w:lineRule="auto" w:after="60"/>
+      </w:pPr>
+    </w:p>
     <w:p>
       <w:pPr>
         <w:pStyle w:val="Heading3"/>
+        <w:spacing w:line="259" w:lineRule="auto" w:after="60"/>
       </w:pPr>
       <w:r>
         <w:rPr>
@@ -3535,6 +3630,7 @@
     </w:p>
     <w:p>
       <w:pPr>
+        <w:spacing w:line="259" w:lineRule="auto" w:after="60"/>
         <w:jc w:val="left"/>
       </w:pPr>
       <w:r>
@@ -3549,6 +3645,7 @@
     </w:p>
     <w:p>
       <w:pPr>
+        <w:spacing w:line="259" w:lineRule="auto" w:after="60"/>
         <w:jc w:val="left"/>
       </w:pPr>
       <w:r>
@@ -3561,10 +3658,15 @@
         <w:t xml:space="preserve"> Verfahrensrechtliche Klärung erforderlich. Im Prüfungstermin: vorläufiges Bestreiten durch Insolvenzverwalter; Klärung Rechtsnatur.</w:t>
       </w:r>
     </w:p>
-    <w:p/>
+    <w:p>
+      <w:pPr>
+        <w:spacing w:line="259" w:lineRule="auto" w:after="60"/>
+      </w:pPr>
+    </w:p>
     <w:p>
       <w:pPr>
         <w:pStyle w:val="Heading2"/>
+        <w:spacing w:line="259" w:lineRule="auto" w:after="60"/>
       </w:pPr>
       <w:r>
         <w:rPr>
@@ -3575,6 +3677,7 @@
     </w:p>
     <w:p>
       <w:pPr>
+        <w:spacing w:line="259" w:lineRule="auto" w:after="60"/>
         <w:jc w:val="left"/>
       </w:pPr>
       <w:r>
@@ -3589,6 +3692,7 @@
     </w:p>
     <w:p>
       <w:pPr>
+        <w:spacing w:line="259" w:lineRule="auto" w:after="60"/>
         <w:jc w:val="left"/>
       </w:pPr>
       <w:r>
@@ -3603,6 +3707,7 @@
     </w:p>
     <w:p>
       <w:pPr>
+        <w:spacing w:line="259" w:lineRule="auto" w:after="60"/>
         <w:jc w:val="left"/>
       </w:pPr>
       <w:r>
@@ -3615,10 +3720,15 @@
         <w:t xml:space="preserve"> Informationsschreiben vom 15. Juni 2026 verschickt. Gesonderter Prüftermin auf Kosten des Gläubigers zu beantragen (§ 177 Abs. 1 InsO).</w:t>
       </w:r>
     </w:p>
-    <w:p/>
+    <w:p>
+      <w:pPr>
+        <w:spacing w:line="259" w:lineRule="auto" w:after="60"/>
+      </w:pPr>
+    </w:p>
     <w:p>
       <w:pPr>
         <w:pStyle w:val="Heading2"/>
+        <w:spacing w:line="259" w:lineRule="auto" w:after="60"/>
       </w:pPr>
       <w:r>
         <w:rPr>
@@ -4038,10 +4148,15 @@
         </w:tc>
       </w:tr>
     </w:tbl>
-    <w:p/>
+    <w:p>
+      <w:pPr>
+        <w:spacing w:line="259" w:lineRule="auto" w:after="60"/>
+      </w:pPr>
+    </w:p>
     <w:p>
       <w:pPr>
         <w:pStyle w:val="Heading2"/>
+        <w:spacing w:line="259" w:lineRule="auto" w:after="60"/>
       </w:pPr>
       <w:r>
         <w:rPr>
@@ -4462,13 +4577,58 @@
       </w:tr>
     </w:tbl>
     <w:sectPr>
+      <w:headerReference w:type="default" r:id="rId9"/>
+      <w:footerReference w:type="default" r:id="rId10"/>
       <w:pgSz w:w="11906" w:h="16838"/>
-      <w:pgMar w:top="1417" w:right="1417" w:bottom="1417" w:left="1417" w:header="720" w:footer="720" w:gutter="0"/>
+      <w:pgMar w:top="1191" w:right="1247" w:bottom="1134" w:left="1361" w:header="720" w:footer="720" w:gutter="0"/>
       <w:cols w:space="720"/>
       <w:docGrid w:linePitch="360"/>
     </w:sectPr>
   </w:body>
 </w:document>
+</file>
+
+<file path=word/footer1.xml><?xml version="1.0" encoding="utf-8"?>
+<w:ftr xmlns:m="http://schemas.openxmlformats.org/officeDocument/2006/math" xmlns:mc="http://schemas.openxmlformats.org/markup-compatibility/2006" xmlns:mo="http://schemas.microsoft.com/office/mac/office/2008/main" xmlns:mv="urn:schemas-microsoft-com:mac:vml" xmlns:o="urn:schemas-microsoft-com:office:office" xmlns:r="http://schemas.openxmlformats.org/officeDocument/2006/relationships" xmlns:v="urn:schemas-microsoft-com:vml" xmlns:w10="urn:schemas-microsoft-com:office:word" xmlns:w14="http://schemas.microsoft.com/office/word/2010/wordml" xmlns:w="http://schemas.openxmlformats.org/wordprocessingml/2006/main" xmlns:wne="http://schemas.microsoft.com/office/word/2006/wordml" xmlns:wp14="http://schemas.microsoft.com/office/word/2010/wordprocessingDrawing" xmlns:wp="http://schemas.openxmlformats.org/drawingml/2006/wordprocessingDrawing" xmlns:wpc="http://schemas.microsoft.com/office/word/2010/wordprocessingCanvas" xmlns:wpg="http://schemas.microsoft.com/office/word/2010/wordprocessingGroup" xmlns:wpi="http://schemas.microsoft.com/office/word/2010/wordprocessingInk" xmlns:wps="http://schemas.microsoft.com/office/word/2010/wordprocessingShape" mc:Ignorable="w14 wp14">
+  <w:p>
+    <w:pPr>
+      <w:pStyle w:val="Footer"/>
+      <w:jc w:val="left"/>
+    </w:pPr>
+    <w:r/>
+    <w:r>
+      <w:rPr>
+        <w:rFonts w:ascii="Times New Roman" w:hAnsi="Times New Roman"/>
+        <w:b w:val="0"/>
+        <w:color w:val="777777"/>
+        <w:sz w:val="17"/>
+      </w:rPr>
+      <w:t>Vertraulich | Bearbeitungsstand Juli 2026 | nur zur Aktenbearbeitung</w:t>
+    </w:r>
+  </w:p>
+</w:ftr>
+</file>
+
+<file path=word/header1.xml><?xml version="1.0" encoding="utf-8"?>
+<w:hdr xmlns:m="http://schemas.openxmlformats.org/officeDocument/2006/math" xmlns:mc="http://schemas.openxmlformats.org/markup-compatibility/2006" xmlns:mo="http://schemas.microsoft.com/office/mac/office/2008/main" xmlns:mv="urn:schemas-microsoft-com:mac:vml" xmlns:o="urn:schemas-microsoft-com:office:office" xmlns:r="http://schemas.openxmlformats.org/officeDocument/2006/relationships" xmlns:v="urn:schemas-microsoft-com:vml" xmlns:w10="urn:schemas-microsoft-com:office:word" xmlns:w14="http://schemas.microsoft.com/office/word/2010/wordml" xmlns:w="http://schemas.openxmlformats.org/wordprocessingml/2006/main" xmlns:wne="http://schemas.microsoft.com/office/word/2006/wordml" xmlns:wp14="http://schemas.microsoft.com/office/word/2010/wordprocessingDrawing" xmlns:wp="http://schemas.openxmlformats.org/drawingml/2006/wordprocessingDrawing" xmlns:wpc="http://schemas.microsoft.com/office/word/2010/wordprocessingCanvas" xmlns:wpg="http://schemas.microsoft.com/office/word/2010/wordprocessingGroup" xmlns:wpi="http://schemas.microsoft.com/office/word/2010/wordprocessingInk" xmlns:wps="http://schemas.microsoft.com/office/word/2010/wordprocessingShape" mc:Ignorable="w14 wp14">
+  <w:p>
+    <w:pPr>
+      <w:pStyle w:val="Header"/>
+      <w:jc w:val="left"/>
+    </w:pPr>
+    <w:r/>
+    <w:r>
+      <w:rPr>
+        <w:rFonts w:ascii="Times New Roman" w:hAnsi="Times New Roman"/>
+        <w:b w:val="0"/>
+        <w:i w:val="0"/>
+        <w:color w:val="666666"/>
+        <w:sz w:val="17"/>
+      </w:rPr>
+      <w:t>Lindenhof und Partner mbB | Insolvenz- und Restrukturierungsakte | Bearbeitungsstand Juli 2026</w:t>
+    </w:r>
+  </w:p>
+</w:hdr>
 </file>
 
 <file path=word/numbering.xml><?xml version="1.0" encoding="utf-8"?>
@@ -5185,11 +5345,12 @@
       <w:contextualSpacing/>
     </w:pPr>
     <w:rPr>
-      <w:rFonts w:asciiTheme="majorHAnsi" w:eastAsiaTheme="majorEastAsia" w:hAnsiTheme="majorHAnsi" w:cstheme="majorBidi"/>
+      <w:rFonts w:asciiTheme="majorHAnsi" w:eastAsiaTheme="majorEastAsia" w:hAnsiTheme="majorHAnsi" w:cstheme="majorBidi" w:ascii="Times New Roman" w:hAnsi="Times New Roman"/>
+      <w:b/>
       <w:color w:val="17365D" w:themeColor="text2" w:themeShade="BF"/>
       <w:spacing w:val="5"/>
       <w:kern w:val="28"/>
-      <w:sz w:val="52"/>
+      <w:sz w:val="30"/>
       <w:szCs w:val="52"/>
     </w:rPr>
   </w:style>
